--- a/docs/KG_POWER_OF_ATTORNEY_TEMPLATE_RU.docx
+++ b/docs/KG_POWER_OF_ATTORNEY_TEMPLATE_RU.docx
@@ -5,212 +5,324 @@
     <w:p>
       <w:pPr>
         <w:keepNext/>
-        <w:spacing w:before="0" w:after="80" w:line="276" w:lineRule="auto"/>
+        <w:spacing w:before="0" w:after="20" w:line="190" w:lineRule="exact"/>
         <w:jc w:val="center"/>
       </w:pPr>
       <w:r>
+        <w:rPr>
+          <w:rFonts w:ascii="Times New Roman" w:hAnsi="Times New Roman"/>
+          <w:b/>
+          <w:sz w:val="20"/>
+        </w:rPr>
         <w:t>ДОВЕРЕННОСТЬ</w:t>
       </w:r>
     </w:p>
     <w:p>
       <w:pPr>
         <w:keepNext/>
-        <w:spacing w:before="0" w:after="260" w:line="276" w:lineRule="auto"/>
+        <w:spacing w:before="0" w:after="40" w:line="190" w:lineRule="exact"/>
         <w:jc w:val="center"/>
       </w:pPr>
       <w:r>
+        <w:rPr>
+          <w:rFonts w:ascii="Times New Roman" w:hAnsi="Times New Roman"/>
+          <w:b/>
+          <w:sz w:val="18"/>
+        </w:rPr>
         <w:t>на регистрацию юридического лица</w:t>
       </w:r>
     </w:p>
     <w:p>
       <w:pPr>
-        <w:spacing w:before="0" w:after="80" w:line="276" w:lineRule="auto"/>
+        <w:spacing w:before="0" w:after="20" w:line="190" w:lineRule="exact"/>
         <w:jc w:val="center"/>
       </w:pPr>
       <w:r>
+        <w:rPr>
+          <w:rFonts w:ascii="Times New Roman" w:hAnsi="Times New Roman"/>
+          <w:b w:val="0"/>
+          <w:sz w:val="17"/>
+        </w:rPr>
         <w:t>{{notary_place_line}}</w:t>
       </w:r>
     </w:p>
     <w:p>
       <w:pPr>
-        <w:spacing w:before="0" w:after="260" w:line="276" w:lineRule="auto"/>
+        <w:spacing w:before="0" w:after="20" w:line="190" w:lineRule="exact"/>
         <w:jc w:val="center"/>
       </w:pPr>
       <w:r>
+        <w:rPr>
+          <w:rFonts w:ascii="Times New Roman" w:hAnsi="Times New Roman"/>
+          <w:b w:val="0"/>
+          <w:sz w:val="17"/>
+        </w:rPr>
         <w:t>{{notary_date_text}}</w:t>
       </w:r>
     </w:p>
     <w:p>
       <w:pPr>
-        <w:spacing w:before="0" w:after="120" w:line="276" w:lineRule="auto"/>
-        <w:ind w:firstLine="708"/>
-        <w:jc w:val="left"/>
-      </w:pPr>
-      <w:r>
+        <w:spacing w:before="0" w:after="0" w:line="190" w:lineRule="exact"/>
+        <w:ind w:firstLine="360"/>
+        <w:jc w:val="both"/>
+      </w:pPr>
+      <w:r>
+        <w:rPr>
+          <w:rFonts w:ascii="Times New Roman" w:hAnsi="Times New Roman"/>
+          <w:b w:val="0"/>
+          <w:sz w:val="17"/>
+        </w:rPr>
         <w:t>Я, гражданин {{principal_country_genitive}} {{principal_full_name_ru}}, {{principal_birth_date_text}} года рождения, паспорт {{principal_passport_country_code}} {{principal_passport_number}}, выдан {{principal_passport_issued_by}} от {{principal_passport_issue_date}}, временно зарегистрированный по адресу: {{principal_registration_address}}, ПИН {{principal_pin}}, {{principal_extra_identity_line}},</w:t>
       </w:r>
     </w:p>
     <w:p>
       <w:pPr>
-        <w:spacing w:before="0" w:after="120" w:line="276" w:lineRule="auto"/>
-        <w:ind w:firstLine="708"/>
-        <w:jc w:val="left"/>
-      </w:pPr>
-      <w:r>
+        <w:spacing w:before="0" w:after="0" w:line="190" w:lineRule="exact"/>
+        <w:ind w:firstLine="360"/>
+        <w:jc w:val="both"/>
+      </w:pPr>
+      <w:r>
+        <w:rPr>
+          <w:rFonts w:ascii="Times New Roman" w:hAnsi="Times New Roman"/>
+          <w:b w:val="0"/>
+          <w:sz w:val="17"/>
+        </w:rPr>
         <w:t>настоящей доверенностью уполномочиваю гражданина Кыргызской Республики {{agent_full_name_ru}}, {{agent_birth_date_text}} года рождения, ПИН {{agent_pin}}, идентификационная карта ID {{agent_id_card_number}}, выдана {{agent_id_card_issued_by}} от {{agent_id_card_issue_date}}, зарегистрированный по адресу: {{agent_registration_address}},</w:t>
       </w:r>
     </w:p>
     <w:p>
       <w:pPr>
-        <w:spacing w:before="0" w:after="120" w:line="276" w:lineRule="auto"/>
-        <w:ind w:firstLine="708"/>
-        <w:jc w:val="left"/>
-      </w:pPr>
-      <w:r>
+        <w:spacing w:before="0" w:after="0" w:line="190" w:lineRule="exact"/>
+        <w:ind w:firstLine="360"/>
+        <w:jc w:val="both"/>
+      </w:pPr>
+      <w:r>
+        <w:rPr>
+          <w:rFonts w:ascii="Times New Roman" w:hAnsi="Times New Roman"/>
+          <w:b w:val="0"/>
+          <w:sz w:val="17"/>
+        </w:rPr>
         <w:t>представлять меня и мои интересы в органах Министерства юстиции Кыргызской Республики, в органах Государственной налоговой службы, Социального фонда, ЦОН (Центрах обслуживания населения), органах статистики, государственных и негосударственных органах и организациях Кыргызской Республики, а также в государственных онлайн-системах и информационных системах Кыргызской Республики, включая систему электронного взаимодействия и личные кабинеты, при государственной регистрации Общества с ограниченной ответственностью с фирменным наименованием на своем усмотрении {{company_name_clause}}.</w:t>
       </w:r>
     </w:p>
     <w:p>
       <w:pPr>
-        <w:spacing w:before="0" w:after="120" w:line="276" w:lineRule="auto"/>
-        <w:ind w:firstLine="708"/>
-        <w:jc w:val="left"/>
-      </w:pPr>
-      <w:r>
+        <w:spacing w:before="0" w:after="0" w:line="190" w:lineRule="exact"/>
+        <w:ind w:firstLine="360"/>
+        <w:jc w:val="both"/>
+      </w:pPr>
+      <w:r>
+        <w:rPr>
+          <w:rFonts w:ascii="Times New Roman" w:hAnsi="Times New Roman"/>
+          <w:b w:val="0"/>
+          <w:sz w:val="17"/>
+        </w:rPr>
         <w:t>Для чего предоставляю ему право производить оплату необходимых платежей, подавать документы и заявления, подавать электронные онлайн-заявления на регистрацию Общества, заполнять и подписывать за меня электронные и бумажные документы, в том числе электронно-цифровой подписью, получать РУТОКЕН, электронную подпись ЭЦП, ПИН код, ПИН на иностранного гражданина, доступ в личный кабинет, расписываться за меня, получать необходимые документы, а также справки о неимении задолженности и другие необходимые документы, совершать все иные действия и формальности, связанные с исполнением данного поручения.</w:t>
       </w:r>
     </w:p>
     <w:p>
       <w:pPr>
-        <w:spacing w:before="0" w:after="120" w:line="276" w:lineRule="auto"/>
-        <w:ind w:firstLine="708"/>
-        <w:jc w:val="left"/>
-      </w:pPr>
-      <w:r>
+        <w:spacing w:before="0" w:after="0" w:line="190" w:lineRule="exact"/>
+        <w:ind w:firstLine="360"/>
+        <w:jc w:val="both"/>
+      </w:pPr>
+      <w:r>
+        <w:rPr>
+          <w:rFonts w:ascii="Times New Roman" w:hAnsi="Times New Roman"/>
+          <w:b w:val="0"/>
+          <w:sz w:val="17"/>
+        </w:rPr>
         <w:t>Полномочия по этой доверенности не могут быть переданы другим лицам.</w:t>
       </w:r>
     </w:p>
     <w:p>
       <w:pPr>
-        <w:spacing w:before="0" w:after="120" w:line="276" w:lineRule="auto"/>
-        <w:ind w:firstLine="708"/>
-        <w:jc w:val="left"/>
-      </w:pPr>
-      <w:r>
+        <w:spacing w:before="0" w:after="0" w:line="190" w:lineRule="exact"/>
+        <w:ind w:firstLine="360"/>
+        <w:jc w:val="both"/>
+      </w:pPr>
+      <w:r>
+        <w:rPr>
+          <w:rFonts w:ascii="Times New Roman" w:hAnsi="Times New Roman"/>
+          <w:b w:val="0"/>
+          <w:sz w:val="17"/>
+        </w:rPr>
         <w:t>Срок действия настоящей доверенности - {{validity_period_text}}.</w:t>
       </w:r>
     </w:p>
     <w:p>
       <w:pPr>
-        <w:spacing w:before="0" w:after="120" w:line="276" w:lineRule="auto"/>
-        <w:ind w:firstLine="708"/>
-        <w:jc w:val="left"/>
-      </w:pPr>
-      <w:r>
+        <w:spacing w:before="0" w:after="0" w:line="190" w:lineRule="exact"/>
+        <w:ind w:firstLine="360"/>
+        <w:jc w:val="both"/>
+      </w:pPr>
+      <w:r>
+        <w:rPr>
+          <w:rFonts w:ascii="Times New Roman" w:hAnsi="Times New Roman"/>
+          <w:b w:val="0"/>
+          <w:sz w:val="17"/>
+        </w:rPr>
         <w:t>Содержание статьи 206 Гражданского кодекса Кыргызской Республики мне разъяснено.</w:t>
       </w:r>
     </w:p>
     <w:p>
       <w:pPr>
-        <w:spacing w:before="0" w:after="120" w:line="276" w:lineRule="auto"/>
-        <w:ind w:firstLine="708"/>
-        <w:jc w:val="left"/>
-      </w:pPr>
-      <w:r>
+        <w:spacing w:before="0" w:after="0" w:line="190" w:lineRule="exact"/>
+        <w:ind w:firstLine="360"/>
+        <w:jc w:val="both"/>
+      </w:pPr>
+      <w:r>
+        <w:rPr>
+          <w:rFonts w:ascii="Times New Roman" w:hAnsi="Times New Roman"/>
+          <w:b w:val="0"/>
+          <w:sz w:val="17"/>
+        </w:rPr>
         <w:t>Текст настоящего документа с русского языка на китайский язык устно переведен переводчиком {{translator_full_name_instrumental}}, {{translator_birth_date_text}} года рождения, ПИН {{translator_pin}}, идентификационная карта ID {{translator_id_card_number}}, выдана {{translator_id_card_issued_by}} от {{translator_id_card_issue_date}} года, Сертификат об окончании {{translator_education_institution}} от № {{translator_certificate_number}}, выдан {{translator_certificate_issuer}} от {{translator_certificate_date}} года. Переводчик предупрежден об ответственности за достоверность перевода и нарушение тайны совершенного нотариального действия.</w:t>
       </w:r>
     </w:p>
     <w:p>
       <w:pPr>
-        <w:spacing w:before="0" w:after="120" w:line="276" w:lineRule="auto"/>
-        <w:jc w:val="left"/>
-      </w:pPr>
-      <w:r/>
-    </w:p>
-    <w:p>
-      <w:pPr>
-        <w:spacing w:before="0" w:after="120" w:line="276" w:lineRule="auto"/>
-        <w:jc w:val="left"/>
-      </w:pPr>
-      <w:r>
+        <w:spacing w:before="0" w:after="0" w:line="190" w:lineRule="exact"/>
+        <w:jc w:val="left"/>
+      </w:pPr>
+      <w:r>
+        <w:rPr>
+          <w:rFonts w:ascii="Times New Roman" w:hAnsi="Times New Roman"/>
+          <w:b w:val="0"/>
+          <w:sz w:val="17"/>
+        </w:rPr>
+      </w:r>
+    </w:p>
+    <w:p>
+      <w:pPr>
+        <w:spacing w:before="0" w:after="0" w:line="190" w:lineRule="exact"/>
+        <w:jc w:val="left"/>
+      </w:pPr>
+      <w:r>
+        <w:rPr>
+          <w:rFonts w:ascii="Times New Roman" w:hAnsi="Times New Roman"/>
+          <w:b w:val="0"/>
+          <w:sz w:val="17"/>
+        </w:rPr>
         <w:t>{{agent_full_name_short}} (подпись) ____________________</w:t>
       </w:r>
     </w:p>
     <w:p>
       <w:pPr>
-        <w:spacing w:before="0" w:after="260" w:line="276" w:lineRule="auto"/>
-        <w:jc w:val="left"/>
-      </w:pPr>
-      <w:r>
+        <w:spacing w:before="0" w:after="40" w:line="190" w:lineRule="exact"/>
+        <w:jc w:val="left"/>
+      </w:pPr>
+      <w:r>
+        <w:rPr>
+          <w:rFonts w:ascii="Times New Roman" w:hAnsi="Times New Roman"/>
+          <w:b w:val="0"/>
+          <w:sz w:val="17"/>
+        </w:rPr>
         <w:t>Подпись {{principal_signature_name}} ____________________</w:t>
       </w:r>
     </w:p>
     <w:p>
       <w:pPr>
-        <w:spacing w:before="0" w:after="120" w:line="276" w:lineRule="auto"/>
-        <w:ind w:firstLine="708"/>
-        <w:jc w:val="left"/>
-      </w:pPr>
-      <w:r>
+        <w:spacing w:before="0" w:after="0" w:line="190" w:lineRule="exact"/>
+        <w:ind w:firstLine="360"/>
+        <w:jc w:val="both"/>
+      </w:pPr>
+      <w:r>
+        <w:rPr>
+          <w:rFonts w:ascii="Times New Roman" w:hAnsi="Times New Roman"/>
+          <w:b w:val="0"/>
+          <w:sz w:val="17"/>
+        </w:rPr>
         <w:t>{{notary_certification_date_text}}, настоящая доверенность удостоверена мной, {{notary_full_name_ru}}, частным нотариусом {{notary_district}}, действующим на основании лицензии {{notary_license_number}}, выданной {{notary_license_issuer}} от {{notary_license_date}}.</w:t>
       </w:r>
     </w:p>
     <w:p>
       <w:pPr>
-        <w:spacing w:before="0" w:after="120" w:line="276" w:lineRule="auto"/>
-        <w:ind w:firstLine="708"/>
-        <w:jc w:val="left"/>
-      </w:pPr>
-      <w:r>
+        <w:spacing w:before="0" w:after="0" w:line="190" w:lineRule="exact"/>
+        <w:ind w:firstLine="360"/>
+        <w:jc w:val="both"/>
+      </w:pPr>
+      <w:r>
+        <w:rPr>
+          <w:rFonts w:ascii="Times New Roman" w:hAnsi="Times New Roman"/>
+          <w:b w:val="0"/>
+          <w:sz w:val="17"/>
+        </w:rPr>
         <w:t>Доверенность подписана {{principal_full_name_ru}}, При этом свидетельствую подлинность собственноручной подписи переведшего текст документа с русского языка на китайский язык {{translator_full_name_genitive}}, которая сделана в моем присутствии. Личность его установлена, дееспособность проверена.</w:t>
       </w:r>
     </w:p>
     <w:p>
       <w:pPr>
-        <w:spacing w:before="0" w:after="120" w:line="276" w:lineRule="auto"/>
-        <w:jc w:val="left"/>
-      </w:pPr>
-      <w:r/>
-    </w:p>
-    <w:p>
-      <w:pPr>
-        <w:spacing w:before="0" w:after="80" w:line="276" w:lineRule="auto"/>
-        <w:jc w:val="left"/>
-      </w:pPr>
-      <w:r>
+        <w:spacing w:before="0" w:after="0" w:line="190" w:lineRule="exact"/>
+        <w:jc w:val="left"/>
+      </w:pPr>
+      <w:r>
+        <w:rPr>
+          <w:rFonts w:ascii="Times New Roman" w:hAnsi="Times New Roman"/>
+          <w:b w:val="0"/>
+          <w:sz w:val="17"/>
+        </w:rPr>
+      </w:r>
+    </w:p>
+    <w:p>
+      <w:pPr>
+        <w:spacing w:before="0" w:after="0" w:line="190" w:lineRule="exact"/>
+        <w:jc w:val="left"/>
+      </w:pPr>
+      <w:r>
+        <w:rPr>
+          <w:rFonts w:ascii="Times New Roman" w:hAnsi="Times New Roman"/>
+          <w:b w:val="0"/>
+          <w:sz w:val="17"/>
+        </w:rPr>
         <w:t>Зарегистрировано в реестре № {{notary_registry_number}}</w:t>
       </w:r>
     </w:p>
     <w:p>
       <w:pPr>
-        <w:spacing w:before="0" w:after="80" w:line="276" w:lineRule="auto"/>
-        <w:jc w:val="left"/>
-      </w:pPr>
-      <w:r>
+        <w:spacing w:before="0" w:after="0" w:line="190" w:lineRule="exact"/>
+        <w:jc w:val="left"/>
+      </w:pPr>
+      <w:r>
+        <w:rPr>
+          <w:rFonts w:ascii="Times New Roman" w:hAnsi="Times New Roman"/>
+          <w:b w:val="0"/>
+          <w:sz w:val="17"/>
+        </w:rPr>
         <w:t>Взыскано государственной пошлины {{state_duty_amount}} сом</w:t>
       </w:r>
     </w:p>
     <w:p>
       <w:pPr>
-        <w:spacing w:before="0" w:after="160" w:line="276" w:lineRule="auto"/>
-        <w:jc w:val="left"/>
-      </w:pPr>
-      <w:r>
+        <w:spacing w:before="0" w:after="20" w:line="190" w:lineRule="exact"/>
+        <w:jc w:val="left"/>
+      </w:pPr>
+      <w:r>
+        <w:rPr>
+          <w:rFonts w:ascii="Times New Roman" w:hAnsi="Times New Roman"/>
+          <w:b w:val="0"/>
+          <w:sz w:val="17"/>
+        </w:rPr>
         <w:t>Услуги правового и технического характера {{notary_service_fee_amount}} сом</w:t>
       </w:r>
     </w:p>
     <w:p>
       <w:pPr>
-        <w:spacing w:before="0" w:after="0" w:line="276" w:lineRule="auto"/>
-        <w:jc w:val="left"/>
-      </w:pPr>
-      <w:r>
+        <w:spacing w:before="0" w:after="0" w:line="190" w:lineRule="exact"/>
+        <w:jc w:val="left"/>
+      </w:pPr>
+      <w:r>
+        <w:rPr>
+          <w:rFonts w:ascii="Times New Roman" w:hAnsi="Times New Roman"/>
+          <w:b w:val="0"/>
+          <w:sz w:val="17"/>
+        </w:rPr>
         <w:t>Нотариус ____________________</w:t>
       </w:r>
     </w:p>
     <w:sectPr>
       <w:pgSz w:w="11906" w:h="16838"/>
-      <w:pgMar w:top="1134" w:right="1134" w:bottom="1134" w:left="1134" w:header="708" w:footer="708" w:gutter="0"/>
+      <w:pgMar w:top="454" w:right="709" w:bottom="454" w:left="709" w:header="227" w:footer="227" w:gutter="0"/>
       <w:cols w:space="708"/>
       <w:docGrid w:linePitch="360"/>
     </w:sectPr>
@@ -239,11 +351,11 @@
     <w:qFormat/>
     <w:rPr>
       <w:rFonts w:ascii="Times New Roman" w:hAnsi="Times New Roman" w:cs="Times New Roman"/>
-      <w:sz w:val="24"/>
+      <w:sz w:val="17"/>
       <w:szCs w:val="24"/>
     </w:rPr>
     <w:pPr>
-      <w:spacing w:after="120" w:line="276" w:lineRule="auto"/>
+      <w:spacing w:after="0" w:line="190" w:lineRule="exact" w:before="0"/>
     </w:pPr>
   </w:style>
 </w:styles>
